--- a/Modern florist resume.docx
+++ b/Modern florist resume.docx
@@ -107,7 +107,15 @@
               </w:rPr>
             </w:pPr>
             <w:r>
-              <w:t>World Trade Center towers (Twin Towers)</w:t>
+              <w:t xml:space="preserve">World Trade Center </w:t>
+            </w:r>
+            <w:proofErr w:type="gramStart"/>
+            <w:r>
+              <w:t>towers</w:t>
+            </w:r>
+            <w:proofErr w:type="gramEnd"/>
+            <w:r>
+              <w:t xml:space="preserve"> (Twin Towers)</w:t>
             </w:r>
           </w:p>
           <w:p>
@@ -1287,18 +1295,41 @@
                 <w:b/>
                 <w:bCs/>
               </w:rPr>
-              <w:t xml:space="preserve">LAB  </w:t>
+              <w:t>LAB</w:t>
+            </w:r>
+            <w:proofErr w:type="gramStart"/>
+            <w:r>
+              <w:rPr>
+                <w:b/>
+                <w:bCs/>
+              </w:rPr>
+              <w:t xml:space="preserve">  </w:t>
             </w:r>
             <w:r>
               <w:t xml:space="preserve"> (</w:t>
             </w:r>
+            <w:proofErr w:type="gramEnd"/>
             <w:hyperlink r:id="rId11" w:history="1">
               <w:r>
                 <w:rPr>
                   <w:rStyle w:val="Hyperlink"/>
                   <w:bCs/>
                 </w:rPr>
-                <w:t>https://www.isportal.pk/</w:t>
+                <w:t>https://github.</w:t>
+              </w:r>
+              <w:r>
+                <w:rPr>
+                  <w:rStyle w:val="Hyperlink"/>
+                  <w:bCs/>
+                </w:rPr>
+                <w:t>c</w:t>
+              </w:r>
+              <w:r>
+                <w:rPr>
+                  <w:rStyle w:val="Hyperlink"/>
+                  <w:bCs/>
+                </w:rPr>
+                <w:t>om/yamolko</w:t>
               </w:r>
             </w:hyperlink>
             <w:r>
@@ -1363,7 +1394,35 @@
                   <w:rStyle w:val="Hyperlink"/>
                   <w:bCs/>
                 </w:rPr>
-                <w:t>https://isportal.pk/demo/login.asp</w:t>
+                <w:t>https:/</w:t>
+              </w:r>
+              <w:r>
+                <w:rPr>
+                  <w:rStyle w:val="Hyperlink"/>
+                  <w:bCs/>
+                </w:rPr>
+                <w:t>/</w:t>
+              </w:r>
+              <w:r>
+                <w:rPr>
+                  <w:rStyle w:val="Hyperlink"/>
+                  <w:bCs/>
+                </w:rPr>
+                <w:t>is</w:t>
+              </w:r>
+              <w:r>
+                <w:rPr>
+                  <w:rStyle w:val="Hyperlink"/>
+                  <w:bCs/>
+                </w:rPr>
+                <w:t>p</w:t>
+              </w:r>
+              <w:r>
+                <w:rPr>
+                  <w:rStyle w:val="Hyperlink"/>
+                  <w:bCs/>
+                </w:rPr>
+                <w:t>ortal.pk/demo/login.asp</w:t>
               </w:r>
             </w:hyperlink>
             <w:r>
@@ -3067,6 +3126,7 @@
   <w:style w:type="character" w:default="1" w:styleId="DefaultParagraphFont">
     <w:name w:val="Default Paragraph Font"/>
     <w:uiPriority w:val="1"/>
+    <w:semiHidden/>
     <w:unhideWhenUsed/>
   </w:style>
   <w:style w:type="table" w:default="1" w:styleId="TableNormal">
@@ -3642,15 +3702,6 @@
 </file>
 
 <file path=customXml/item1.xml><?xml version="1.0" encoding="utf-8"?>
-<?mso-contentType ?>
-<FormTemplates xmlns="http://schemas.microsoft.com/sharepoint/v3/contenttype/forms">
-  <Display>DocumentLibraryForm</Display>
-  <Edit>DocumentLibraryForm</Edit>
-  <New>DocumentLibraryForm</New>
-</FormTemplates>
-</file>
-
-<file path=customXml/item2.xml><?xml version="1.0" encoding="utf-8"?>
 <ct:contentTypeSchema xmlns:ct="http://schemas.microsoft.com/office/2006/metadata/contentType" xmlns:ma="http://schemas.microsoft.com/office/2006/metadata/properties/metaAttributes" ct:_="" ma:_="" ma:contentTypeName="Document" ma:contentTypeID="0x01010079F111ED35F8CC479449609E8A0923A6" ma:contentTypeVersion="29" ma:contentTypeDescription="Create a new document." ma:contentTypeScope="" ma:versionID="6a914531ae0f23be31da2eba1f3b42a9">
   <xsd:schema xmlns:xsd="http://www.w3.org/2001/XMLSchema" xmlns:xs="http://www.w3.org/2001/XMLSchema" xmlns:p="http://schemas.microsoft.com/office/2006/metadata/properties" xmlns:ns1="http://schemas.microsoft.com/sharepoint/v3" xmlns:ns2="71af3243-3dd4-4a8d-8c0d-dd76da1f02a5" xmlns:ns3="16c05727-aa75-4e4a-9b5f-8a80a1165891" xmlns:ns4="230e9df3-be65-4c73-a93b-d1236ebd677e" targetNamespace="http://schemas.microsoft.com/office/2006/metadata/properties" ma:root="true" ma:fieldsID="ae00154c9e66547f022c4923f88826d6" ns1:_="" ns2:_="" ns3:_="" ns4:_="">
     <xsd:import namespace="http://schemas.microsoft.com/sharepoint/v3"/>
@@ -3962,11 +4013,16 @@
 </ct:contentTypeSchema>
 </file>
 
-<file path=customXml/item3.xml><?xml version="1.0" encoding="utf-8"?>
-<b:Sources xmlns:b="http://schemas.openxmlformats.org/officeDocument/2006/bibliography" xmlns="http://schemas.openxmlformats.org/officeDocument/2006/bibliography" SelectedStyle="\APASixthEditionOfficeOnline.xsl" StyleName="APA" Version="6"/>
+<file path=customXml/item2.xml><?xml version="1.0" encoding="utf-8"?>
+<?mso-contentType ?>
+<FormTemplates xmlns="http://schemas.microsoft.com/sharepoint/v3/contenttype/forms">
+  <Display>DocumentLibraryForm</Display>
+  <Edit>DocumentLibraryForm</Edit>
+  <New>DocumentLibraryForm</New>
+</FormTemplates>
 </file>
 
-<file path=customXml/item4.xml><?xml version="1.0" encoding="utf-8"?>
+<file path=customXml/item3.xml><?xml version="1.0" encoding="utf-8"?>
 <p:properties xmlns:p="http://schemas.microsoft.com/office/2006/metadata/properties" xmlns:xsi="http://www.w3.org/2001/XMLSchema-instance" xmlns:pc="http://schemas.microsoft.com/office/infopath/2007/PartnerControls">
   <documentManagement>
     <Background xmlns="71af3243-3dd4-4a8d-8c0d-dd76da1f02a5">false</Background>
@@ -3986,15 +4042,11 @@
 </p:properties>
 </file>
 
-<file path=customXml/itemProps1.xml><?xml version="1.0" encoding="utf-8"?>
-<ds:datastoreItem xmlns:ds="http://schemas.openxmlformats.org/officeDocument/2006/customXml" ds:itemID="{A01C9219-5D44-4170-AC38-22A10F9FD052}">
-  <ds:schemaRefs>
-    <ds:schemaRef ds:uri="http://schemas.microsoft.com/sharepoint/v3/contenttype/forms"/>
-  </ds:schemaRefs>
-</ds:datastoreItem>
+<file path=customXml/item4.xml><?xml version="1.0" encoding="utf-8"?>
+<b:Sources xmlns:b="http://schemas.openxmlformats.org/officeDocument/2006/bibliography" xmlns="http://schemas.openxmlformats.org/officeDocument/2006/bibliography" SelectedStyle="\APASixthEditionOfficeOnline.xsl" StyleName="APA" Version="6"/>
 </file>
 
-<file path=customXml/itemProps2.xml><?xml version="1.0" encoding="utf-8"?>
+<file path=customXml/itemProps1.xml><?xml version="1.0" encoding="utf-8"?>
 <ds:datastoreItem xmlns:ds="http://schemas.openxmlformats.org/officeDocument/2006/customXml" ds:itemID="{2FE1768B-9996-4C3F-816C-C1F4EC1D247D}">
   <ds:schemaRefs>
     <ds:schemaRef ds:uri="http://schemas.microsoft.com/office/2006/metadata/contentType"/>
@@ -4015,15 +4067,15 @@
 </ds:datastoreItem>
 </file>
 
-<file path=customXml/itemProps3.xml><?xml version="1.0" encoding="utf-8"?>
-<ds:datastoreItem xmlns:ds="http://schemas.openxmlformats.org/officeDocument/2006/customXml" ds:itemID="{33037E25-9405-40FC-B5C2-E3EA822913F2}">
+<file path=customXml/itemProps2.xml><?xml version="1.0" encoding="utf-8"?>
+<ds:datastoreItem xmlns:ds="http://schemas.openxmlformats.org/officeDocument/2006/customXml" ds:itemID="{A01C9219-5D44-4170-AC38-22A10F9FD052}">
   <ds:schemaRefs>
-    <ds:schemaRef ds:uri="http://schemas.openxmlformats.org/officeDocument/2006/bibliography"/>
+    <ds:schemaRef ds:uri="http://schemas.microsoft.com/sharepoint/v3/contenttype/forms"/>
   </ds:schemaRefs>
 </ds:datastoreItem>
 </file>
 
-<file path=customXml/itemProps4.xml><?xml version="1.0" encoding="utf-8"?>
+<file path=customXml/itemProps3.xml><?xml version="1.0" encoding="utf-8"?>
 <ds:datastoreItem xmlns:ds="http://schemas.openxmlformats.org/officeDocument/2006/customXml" ds:itemID="{B1274494-FC09-4422-B650-C4ABEDDDF97D}">
   <ds:schemaRefs>
     <ds:schemaRef ds:uri="http://schemas.microsoft.com/office/2006/metadata/properties"/>
@@ -4035,6 +4087,14 @@
 </ds:datastoreItem>
 </file>
 
+<file path=customXml/itemProps4.xml><?xml version="1.0" encoding="utf-8"?>
+<ds:datastoreItem xmlns:ds="http://schemas.openxmlformats.org/officeDocument/2006/customXml" ds:itemID="{33037E25-9405-40FC-B5C2-E3EA822913F2}">
+  <ds:schemaRefs>
+    <ds:schemaRef ds:uri="http://schemas.openxmlformats.org/officeDocument/2006/bibliography"/>
+  </ds:schemaRefs>
+</ds:datastoreItem>
+</file>
+
 <file path=docMetadata/LabelInfo.xml><?xml version="1.0" encoding="utf-8"?>
 <clbl:labelList xmlns:clbl="http://schemas.microsoft.com/office/2020/mipLabelMetadata"/>
 </file>